--- a/src/Tests/Inputs/business/08/08.docx
+++ b/src/Tests/Inputs/business/08/08.docx
@@ -29170,1101 +29170,6 @@
 </w:styles>
 </file>
 
-<file path=word/glossary/document.xml><?xml version="1.0" encoding="utf-8"?>
-<w:glossaryDocument xmlns:wpc="http://schemas.microsoft.com/office/word/2010/wordprocessingCanvas" xmlns:cx="http://schemas.microsoft.com/office/drawing/2014/chartex" xmlns:cx1="http://schemas.microsoft.com/office/drawing/2015/9/8/chartex" xmlns:cx2="http://schemas.microsoft.com/office/drawing/2015/10/21/chartex" xmlns:cx3="http://schemas.microsoft.com/office/drawing/2016/5/9/chartex" xmlns:cx4="http://schemas.microsoft.com/office/drawing/2016/5/10/chartex" xmlns:cx5="http://schemas.microsoft.com/office/drawing/2016/5/11/chartex" xmlns:cx6="http://schemas.microsoft.com/office/drawing/2016/5/12/chartex" xmlns:cx7="http://schemas.microsoft.com/office/drawing/2016/5/13/chartex" xmlns:cx8="http://schemas.microsoft.com/office/drawing/2016/5/14/chartex" xmlns:mc="http://schemas.openxmlformats.org/markup-compatibility/2006" xmlns:aink="http://schemas.microsoft.com/office/drawing/2016/ink" xmlns:am3d="http://schemas.microsoft.com/office/drawing/2017/model3d" xmlns:o="urn:schemas-microsoft-com:office:office" xmlns:r="http://schemas.openxmlformats.org/officeDocument/2006/relationships" xmlns:m="http://schemas.openxmlformats.org/officeDocument/2006/math" xmlns:v="urn:schemas-microsoft-com:vml" xmlns:wp14="http://schemas.microsoft.com/office/word/2010/wordprocessingDrawing" xmlns:wp="http://schemas.openxmlformats.org/drawingml/2006/wordprocessingDrawing" xmlns:w10="urn:schemas-microsoft-com:office:word" xmlns:w="http://schemas.openxmlformats.org/wordprocessingml/2006/main" xmlns:w14="http://schemas.microsoft.com/office/word/2010/wordml" xmlns:w15="http://schemas.microsoft.com/office/word/2012/wordml" xmlns:w16cid="http://schemas.microsoft.com/office/word/2016/wordml/cid" xmlns:w16se="http://schemas.microsoft.com/office/word/2015/wordml/symex" xmlns:wpg="http://schemas.microsoft.com/office/word/2010/wordprocessingGroup" xmlns:wpi="http://schemas.microsoft.com/office/word/2010/wordprocessingInk" xmlns:wne="http://schemas.microsoft.com/office/word/2006/wordml" xmlns:wps="http://schemas.microsoft.com/office/word/2010/wordprocessingShape" mc:Ignorable="w14 w15 w16se w16cid wp14">
-  <w:docParts>
-    <w:docPart>
-      <w:docPartPr>
-        <w:name w:val="DB94215708C3472188E4CBA10EBFA693"/>
-        <w:category>
-          <w:name w:val="General"/>
-          <w:gallery w:val="placeholder"/>
-        </w:category>
-        <w:types>
-          <w:type w:val="bbPlcHdr"/>
-        </w:types>
-        <w:behaviors>
-          <w:behavior w:val="content"/>
-        </w:behaviors>
-        <w:guid w:val="{8E3CB685-E878-400E-8DBC-551C152AF86E}"/>
-      </w:docPartPr>
-      <w:docPartBody>
-        <w:p>
-          <w:r>
-            <w:t xml:space="preserve">To get started right away, just </w:t>
-          </w:r>
-          <w:r>
-            <w:t>select</w:t>
-          </w:r>
-          <w:r>
-            <w:t xml:space="preserve"> any placeholder text (such as this) and start typing to replace it with your own.</w:t>
-          </w:r>
-        </w:p>
-      </w:docPartBody>
-    </w:docPart>
-    <w:docPart>
-      <w:docPartPr>
-        <w:name w:val="D3CE66493FBF45E5BDB59E24E2336315"/>
-        <w:category>
-          <w:name w:val="General"/>
-          <w:gallery w:val="placeholder"/>
-        </w:category>
-        <w:types>
-          <w:type w:val="bbPlcHdr"/>
-        </w:types>
-        <w:behaviors>
-          <w:behavior w:val="content"/>
-        </w:behaviors>
-        <w:guid w:val="{0BFFBEB2-1BB6-4893-9626-3ACAC9E5FB76}"/>
-      </w:docPartPr>
-      <w:docPartBody>
-        <w:p>
-          <w:pPr>
-            <w:pStyle w:val="D3CE66493FBF45E5BDB59E24E2336315"/>
-          </w:pPr>
-          <w:r>
-            <w:t xml:space="preserve">cc </w:t>
-          </w:r>
-          <w:r>
-            <w:t>Name</w:t>
-          </w:r>
-        </w:p>
-      </w:docPartBody>
-    </w:docPart>
-    <w:docPart>
-      <w:docPartPr>
-        <w:name w:val="F4BAA24F194741019425053F08E9BE1B"/>
-        <w:category>
-          <w:name w:val="General"/>
-          <w:gallery w:val="placeholder"/>
-        </w:category>
-        <w:types>
-          <w:type w:val="bbPlcHdr"/>
-        </w:types>
-        <w:behaviors>
-          <w:behavior w:val="content"/>
-        </w:behaviors>
-        <w:guid w:val="{5678ADC2-1F89-4C9B-897F-86CEE4ED6D7C}"/>
-      </w:docPartPr>
-      <w:docPartBody>
-        <w:p>
-          <w:pPr>
-            <w:pStyle w:val="F4BAA24F194741019425053F08E9BE1B"/>
-          </w:pPr>
-          <w:r>
-            <w:t xml:space="preserve">Enter </w:t>
-          </w:r>
-          <w:r>
-            <w:t>Subject</w:t>
-          </w:r>
-        </w:p>
-      </w:docPartBody>
-    </w:docPart>
-    <w:docPart>
-      <w:docPartPr>
-        <w:name w:val="3C37DEAB61E949D5BA811F73D04809AD"/>
-        <w:category>
-          <w:name w:val="General"/>
-          <w:gallery w:val="placeholder"/>
-        </w:category>
-        <w:types>
-          <w:type w:val="bbPlcHdr"/>
-        </w:types>
-        <w:behaviors>
-          <w:behavior w:val="content"/>
-        </w:behaviors>
-        <w:guid w:val="{431FD598-75F9-4D2A-8612-73EB204924E2}"/>
-      </w:docPartPr>
-      <w:docPartBody>
-        <w:p>
-          <w:pPr>
-            <w:pStyle w:val="3C37DEAB61E949D5BA811F73D04809AD"/>
-          </w:pPr>
-          <w:r>
-            <w:t>Your Name</w:t>
-          </w:r>
-        </w:p>
-      </w:docPartBody>
-    </w:docPart>
-    <w:docPart>
-      <w:docPartPr>
-        <w:name w:val="6DDF595AA5614E7D8A2EE8B4E5CF9CD8"/>
-        <w:category>
-          <w:name w:val="General"/>
-          <w:gallery w:val="placeholder"/>
-        </w:category>
-        <w:types>
-          <w:type w:val="bbPlcHdr"/>
-        </w:types>
-        <w:behaviors>
-          <w:behavior w:val="content"/>
-        </w:behaviors>
-        <w:guid w:val="{C2122491-05FB-433E-94C2-E04ADAD7A46C}"/>
-      </w:docPartPr>
-      <w:docPartBody>
-        <w:p>
-          <w:pPr>
-            <w:pStyle w:val="6DDF595AA5614E7D8A2EE8B4E5CF9CD8"/>
-          </w:pPr>
-          <w:r>
-            <w:t>subject</w:t>
-          </w:r>
-        </w:p>
-      </w:docPartBody>
-    </w:docPart>
-    <w:docPart>
-      <w:docPartPr>
-        <w:name w:val="D9E1B1A23725474888058133DC5CEC33"/>
-        <w:category>
-          <w:name w:val="General"/>
-          <w:gallery w:val="placeholder"/>
-        </w:category>
-        <w:types>
-          <w:type w:val="bbPlcHdr"/>
-        </w:types>
-        <w:behaviors>
-          <w:behavior w:val="content"/>
-        </w:behaviors>
-        <w:guid w:val="{04DD521B-5469-4224-B9E9-8ED4394F73EC}"/>
-      </w:docPartPr>
-      <w:docPartBody>
-        <w:p>
-          <w:pPr>
-            <w:pStyle w:val="D9E1B1A23725474888058133DC5CEC33"/>
-          </w:pPr>
-          <w:r>
-            <w:t>CC</w:t>
-          </w:r>
-        </w:p>
-      </w:docPartBody>
-    </w:docPart>
-    <w:docPart>
-      <w:docPartPr>
-        <w:name w:val="E5C0C06C9D334CE98619A0D0CFF8BB5D"/>
-        <w:category>
-          <w:name w:val="General"/>
-          <w:gallery w:val="placeholder"/>
-        </w:category>
-        <w:types>
-          <w:type w:val="bbPlcHdr"/>
-        </w:types>
-        <w:behaviors>
-          <w:behavior w:val="content"/>
-        </w:behaviors>
-        <w:guid w:val="{372FC913-AC12-4D6A-B3DF-210525F743E1}"/>
-      </w:docPartPr>
-      <w:docPartBody>
-        <w:p>
-          <w:pPr>
-            <w:pStyle w:val="E5C0C06C9D334CE98619A0D0CFF8BB5D"/>
-          </w:pPr>
-          <w:r>
-            <w:t>Date</w:t>
-          </w:r>
-        </w:p>
-      </w:docPartBody>
-    </w:docPart>
-    <w:docPart>
-      <w:docPartPr>
-        <w:name w:val="21DC718221F0418AB9A80CB2A17DCEBB"/>
-        <w:category>
-          <w:name w:val="General"/>
-          <w:gallery w:val="placeholder"/>
-        </w:category>
-        <w:types>
-          <w:type w:val="bbPlcHdr"/>
-        </w:types>
-        <w:behaviors>
-          <w:behavior w:val="content"/>
-        </w:behaviors>
-        <w:guid w:val="{EB776494-88A8-4D10-9410-9E335A6288E5}"/>
-      </w:docPartPr>
-      <w:docPartBody>
-        <w:p>
-          <w:pPr>
-            <w:pStyle w:val="21DC718221F0418AB9A80CB2A17DCEBB"/>
-          </w:pPr>
-          <w:r>
-            <w:t>from</w:t>
-          </w:r>
-        </w:p>
-      </w:docPartBody>
-    </w:docPart>
-    <w:docPart>
-      <w:docPartPr>
-        <w:name w:val="D7726130651F4187B79AB3DCCE69BBD6"/>
-        <w:category>
-          <w:name w:val="General"/>
-          <w:gallery w:val="placeholder"/>
-        </w:category>
-        <w:types>
-          <w:type w:val="bbPlcHdr"/>
-        </w:types>
-        <w:behaviors>
-          <w:behavior w:val="content"/>
-        </w:behaviors>
-        <w:guid w:val="{A13BD52A-EA94-406A-B884-E4927518FD8D}"/>
-      </w:docPartPr>
-      <w:docPartBody>
-        <w:p>
-          <w:pPr>
-            <w:pStyle w:val="D7726130651F4187B79AB3DCCE69BBD6"/>
-          </w:pPr>
-          <w:r>
-            <w:t>to</w:t>
-          </w:r>
-        </w:p>
-      </w:docPartBody>
-    </w:docPart>
-    <w:docPart>
-      <w:docPartPr>
-        <w:name w:val="0287F2155E0F425F987E13CDAE6B2DB3"/>
-        <w:category>
-          <w:name w:val="General"/>
-          <w:gallery w:val="placeholder"/>
-        </w:category>
-        <w:types>
-          <w:type w:val="bbPlcHdr"/>
-        </w:types>
-        <w:behaviors>
-          <w:behavior w:val="content"/>
-        </w:behaviors>
-        <w:guid w:val="{1C0A1967-AEF4-4CEB-A547-D41A3C3BF671}"/>
-      </w:docPartPr>
-      <w:docPartBody>
-        <w:p>
-          <w:pPr>
-            <w:pStyle w:val="0287F2155E0F425F987E13CDAE6B2DB3"/>
-          </w:pPr>
-          <w:r>
-            <w:t>Recipient Name</w:t>
-          </w:r>
-        </w:p>
-      </w:docPartBody>
-    </w:docPart>
-  </w:docParts>
-</w:glossaryDocument>
-</file>
-
-<file path=word/glossary/fontTable.xml><?xml version="1.0" encoding="utf-8"?>
-<w:fonts xmlns:mc="http://schemas.openxmlformats.org/markup-compatibility/2006" xmlns:r="http://schemas.openxmlformats.org/officeDocument/2006/relationships" xmlns:w="http://schemas.openxmlformats.org/wordprocessingml/2006/main" xmlns:w14="http://schemas.microsoft.com/office/word/2010/wordml" xmlns:w15="http://schemas.microsoft.com/office/word/2012/wordml" xmlns:w16cid="http://schemas.microsoft.com/office/word/2016/wordml/cid" xmlns:w16se="http://schemas.microsoft.com/office/word/2015/wordml/symex" mc:Ignorable="w14 w15 w16se w16cid">
-  <w:font w:name="Symbol">
-    <w:panose1 w:val="05050102010706020507"/>
-    <w:charset w:val="02"/>
-    <w:family w:val="roman"/>
-    <w:pitch w:val="variable"/>
-    <w:sig w:usb0="00000000" w:usb1="10000000" w:usb2="00000000" w:usb3="00000000" w:csb0="80000000" w:csb1="00000000"/>
-  </w:font>
-  <w:font w:name="Times New Roman">
-    <w:panose1 w:val="02020603050405020304"/>
-    <w:charset w:val="00"/>
-    <w:family w:val="roman"/>
-    <w:pitch w:val="variable"/>
-    <w:sig w:usb0="E0002EFF" w:usb1="C000785B" w:usb2="00000009" w:usb3="00000000" w:csb0="000001FF" w:csb1="00000000"/>
-  </w:font>
-  <w:font w:name="Calibri">
-    <w:panose1 w:val="020F0502020204030204"/>
-    <w:charset w:val="00"/>
-    <w:family w:val="swiss"/>
-    <w:pitch w:val="variable"/>
-    <w:sig w:usb0="E0002AFF" w:usb1="C000247B" w:usb2="00000009" w:usb3="00000000" w:csb0="000001FF" w:csb1="00000000"/>
-  </w:font>
-  <w:font w:name="Tahoma">
-    <w:panose1 w:val="020B0604030504040204"/>
-    <w:charset w:val="00"/>
-    <w:family w:val="swiss"/>
-    <w:pitch w:val="variable"/>
-    <w:sig w:usb0="E1002EFF" w:usb1="C000605B" w:usb2="00000029" w:usb3="00000000" w:csb0="000101FF" w:csb1="00000000"/>
-  </w:font>
-  <w:font w:name="Segoe UI">
-    <w:panose1 w:val="020B0502040204020203"/>
-    <w:charset w:val="00"/>
-    <w:family w:val="swiss"/>
-    <w:pitch w:val="variable"/>
-    <w:sig w:usb0="E4002EFF" w:usb1="C000E47F" w:usb2="00000009" w:usb3="00000000" w:csb0="000001FF" w:csb1="00000000"/>
-  </w:font>
-  <w:font w:name="Consolas">
-    <w:panose1 w:val="020B0609020204030204"/>
-    <w:charset w:val="00"/>
-    <w:family w:val="modern"/>
-    <w:pitch w:val="fixed"/>
-    <w:sig w:usb0="E00006FF" w:usb1="0000FCFF" w:usb2="00000001" w:usb3="00000000" w:csb0="0000019F" w:csb1="00000000"/>
-  </w:font>
-  <w:font w:name="Calibri Light">
-    <w:panose1 w:val="020F0302020204030204"/>
-    <w:charset w:val="00"/>
-    <w:family w:val="swiss"/>
-    <w:pitch w:val="variable"/>
-    <w:sig w:usb0="E0002AFF" w:usb1="C000247B" w:usb2="00000009" w:usb3="00000000" w:csb0="000001FF" w:csb1="00000000"/>
-  </w:font>
-</w:fonts>
-</file>
-
-<file path=word/glossary/settings.xml><?xml version="1.0" encoding="utf-8"?>
-<w:settings xmlns:mc="http://schemas.openxmlformats.org/markup-compatibility/2006" xmlns:o="urn:schemas-microsoft-com:office:office" xmlns:r="http://schemas.openxmlformats.org/officeDocument/2006/relationships" xmlns:m="http://schemas.openxmlformats.org/officeDocument/2006/math" xmlns:v="urn:schemas-microsoft-com:vml" xmlns:w10="urn:schemas-microsoft-com:office:word" xmlns:w="http://schemas.openxmlformats.org/wordprocessingml/2006/main" xmlns:w14="http://schemas.microsoft.com/office/word/2010/wordml" xmlns:w15="http://schemas.microsoft.com/office/word/2012/wordml" xmlns:w16cid="http://schemas.microsoft.com/office/word/2016/wordml/cid" xmlns:w16se="http://schemas.microsoft.com/office/word/2015/wordml/symex" xmlns:sl="http://schemas.openxmlformats.org/schemaLibrary/2006/main" mc:Ignorable="w14 w15 w16se w16cid">
-  <w:view w:val="normal"/>
-  <w:defaultTabStop w:val="720"/>
-  <w:characterSpacingControl w:val="doNotCompress"/>
-  <w:compat>
-    <w:useFELayout/>
-    <w:compatSetting w:name="compatibilityMode" w:uri="http://schemas.microsoft.com/office/word" w:val="15"/>
-    <w:compatSetting w:name="overrideTableStyleFontSizeAndJustification" w:uri="http://schemas.microsoft.com/office/word" w:val="1"/>
-    <w:compatSetting w:name="enableOpenTypeFeatures" w:uri="http://schemas.microsoft.com/office/word" w:val="1"/>
-    <w:compatSetting w:name="doNotFlipMirrorIndents" w:uri="http://schemas.microsoft.com/office/word" w:val="1"/>
-    <w:compatSetting w:name="differentiateMultirowTableHeaders" w:uri="http://schemas.microsoft.com/office/word" w:val="1"/>
-    <w:compatSetting w:name="useWord2013TrackBottomHyphenation" w:uri="http://schemas.microsoft.com/office/word" w:val="1"/>
-  </w:compat>
-  <w:rsids>
-    <w:rsidRoot w:val="000E14D5"/>
-    <w:rsid w:val="000E14D5"/>
-    <w:rsid w:val="00106EDB"/>
-    <w:rsid w:val="00193A93"/>
-    <w:rsid w:val="001F6915"/>
-    <w:rsid w:val="00283C75"/>
-    <w:rsid w:val="002A373A"/>
-    <w:rsid w:val="002C007F"/>
-    <w:rsid w:val="00333572"/>
-    <w:rsid w:val="003F2FA1"/>
-    <w:rsid w:val="004210C5"/>
-    <w:rsid w:val="00520042"/>
-    <w:rsid w:val="0054135A"/>
-    <w:rsid w:val="005542F2"/>
-    <w:rsid w:val="00575DC0"/>
-    <w:rsid w:val="005822FD"/>
-    <w:rsid w:val="005F140B"/>
-    <w:rsid w:val="0067108E"/>
-    <w:rsid w:val="00672E88"/>
-    <w:rsid w:val="0075133E"/>
-    <w:rsid w:val="00781C2F"/>
-    <w:rsid w:val="008074E9"/>
-    <w:rsid w:val="00A9657F"/>
-    <w:rsid w:val="00AD0F06"/>
-    <w:rsid w:val="00C21622"/>
-    <w:rsid w:val="00CC7206"/>
-    <w:rsid w:val="00E01086"/>
-    <w:rsid w:val="00E63F95"/>
-    <w:rsid w:val="00EC1169"/>
-    <w:rsid w:val="00F240EE"/>
-    <w:rsid w:val="00F26A36"/>
-    <w:rsid w:val="00F627F1"/>
-    <w:rsid w:val="00FE2137"/>
-  </w:rsids>
-  <m:mathPr>
-    <m:mathFont m:val="Cambria Math"/>
-    <m:brkBin m:val="before"/>
-    <m:brkBinSub m:val="--"/>
-    <m:smallFrac m:val="0"/>
-    <m:dispDef/>
-    <m:lMargin m:val="0"/>
-    <m:rMargin m:val="0"/>
-    <m:defJc m:val="centerGroup"/>
-    <m:wrapIndent m:val="1440"/>
-    <m:intLim m:val="subSup"/>
-    <m:naryLim m:val="undOvr"/>
-  </m:mathPr>
-  <w:themeFontLang w:val="en-US"/>
-  <w:clrSchemeMapping w:bg1="light1" w:t1="dark1" w:bg2="light2" w:t2="dark2" w:accent1="accent1" w:accent2="accent2" w:accent3="accent3" w:accent4="accent4" w:accent5="accent5" w:accent6="accent6" w:hyperlink="hyperlink" w:followedHyperlink="followedHyperlink"/>
-  <w:decimalSymbol w:val="."/>
-  <w:listSeparator w:val=","/>
-</w:settings>
-</file>
-
-<file path=word/glossary/styles.xml><?xml version="1.0" encoding="utf-8"?>
-<w:styles xmlns:mc="http://schemas.openxmlformats.org/markup-compatibility/2006" xmlns:r="http://schemas.openxmlformats.org/officeDocument/2006/relationships" xmlns:w="http://schemas.openxmlformats.org/wordprocessingml/2006/main" xmlns:w14="http://schemas.microsoft.com/office/word/2010/wordml" xmlns:w15="http://schemas.microsoft.com/office/word/2012/wordml" xmlns:w16cid="http://schemas.microsoft.com/office/word/2016/wordml/cid" xmlns:w16se="http://schemas.microsoft.com/office/word/2015/wordml/symex" mc:Ignorable="w14 w15 w16se w16cid">
-  <w:docDefaults>
-    <w:rPrDefault>
-      <w:rPr>
-        <w:rFonts w:asciiTheme="minorHAnsi" w:eastAsiaTheme="minorEastAsia" w:hAnsiTheme="minorHAnsi" w:cstheme="minorBidi"/>
-        <w:sz w:val="22"/>
-        <w:szCs w:val="22"/>
-        <w:lang w:val="en-US" w:eastAsia="en-US" w:bidi="ar-SA"/>
-      </w:rPr>
-    </w:rPrDefault>
-    <w:pPrDefault>
-      <w:pPr>
-        <w:spacing w:after="200" w:line="276" w:lineRule="auto"/>
-      </w:pPr>
-    </w:pPrDefault>
-  </w:docDefaults>
-  <w:latentStyles w:defLockedState="0" w:defUIPriority="99" w:defSemiHidden="0" w:defUnhideWhenUsed="0" w:defQFormat="0" w:count="375">
-    <w:lsdException w:name="Normal" w:uiPriority="0" w:qFormat="1"/>
-    <w:lsdException w:name="heading 1" w:uiPriority="9" w:qFormat="1"/>
-    <w:lsdException w:name="heading 2" w:semiHidden="1" w:uiPriority="9" w:unhideWhenUsed="1" w:qFormat="1"/>
-    <w:lsdException w:name="heading 3" w:semiHidden="1" w:uiPriority="9" w:unhideWhenUsed="1" w:qFormat="1"/>
-    <w:lsdException w:name="heading 4" w:semiHidden="1" w:uiPriority="9" w:unhideWhenUsed="1" w:qFormat="1"/>
-    <w:lsdException w:name="heading 5" w:semiHidden="1" w:uiPriority="9" w:unhideWhenUsed="1" w:qFormat="1"/>
-    <w:lsdException w:name="heading 6" w:semiHidden="1" w:uiPriority="9" w:unhideWhenUsed="1" w:qFormat="1"/>
-    <w:lsdException w:name="heading 7" w:semiHidden="1" w:uiPriority="9" w:unhideWhenUsed="1" w:qFormat="1"/>
-    <w:lsdException w:name="heading 8" w:semiHidden="1" w:uiPriority="9" w:unhideWhenUsed="1" w:qFormat="1"/>
-    <w:lsdException w:name="heading 9" w:semiHidden="1" w:uiPriority="9" w:unhideWhenUsed="1" w:qFormat="1"/>
-    <w:lsdException w:name="index 1" w:semiHidden="1" w:unhideWhenUsed="1"/>
-    <w:lsdException w:name="index 2" w:semiHidden="1" w:unhideWhenUsed="1"/>
-    <w:lsdException w:name="index 3" w:semiHidden="1" w:unhideWhenUsed="1"/>
-    <w:lsdException w:name="index 4" w:semiHidden="1" w:unhideWhenUsed="1"/>
-    <w:lsdException w:name="index 5" w:semiHidden="1" w:unhideWhenUsed="1"/>
-    <w:lsdException w:name="index 6" w:semiHidden="1" w:unhideWhenUsed="1"/>
-    <w:lsdException w:name="index 7" w:semiHidden="1" w:unhideWhenUsed="1"/>
-    <w:lsdException w:name="index 8" w:semiHidden="1" w:unhideWhenUsed="1"/>
-    <w:lsdException w:name="index 9" w:semiHidden="1" w:unhideWhenUsed="1"/>
-    <w:lsdException w:name="toc 1" w:semiHidden="1" w:uiPriority="39" w:unhideWhenUsed="1"/>
-    <w:lsdException w:name="toc 2" w:semiHidden="1" w:uiPriority="39" w:unhideWhenUsed="1"/>
-    <w:lsdException w:name="toc 3" w:semiHidden="1" w:uiPriority="39" w:unhideWhenUsed="1"/>
-    <w:lsdException w:name="toc 4" w:semiHidden="1" w:uiPriority="39" w:unhideWhenUsed="1"/>
-    <w:lsdException w:name="toc 5" w:semiHidden="1" w:uiPriority="39" w:unhideWhenUsed="1"/>
-    <w:lsdException w:name="toc 6" w:semiHidden="1" w:uiPriority="39" w:unhideWhenUsed="1"/>
-    <w:lsdException w:name="toc 7" w:semiHidden="1" w:uiPriority="39" w:unhideWhenUsed="1"/>
-    <w:lsdException w:name="toc 8" w:semiHidden="1" w:uiPriority="39" w:unhideWhenUsed="1"/>
-    <w:lsdException w:name="toc 9" w:semiHidden="1" w:uiPriority="39" w:unhideWhenUsed="1"/>
-    <w:lsdException w:name="Normal Indent" w:semiHidden="1" w:unhideWhenUsed="1"/>
-    <w:lsdException w:name="footnote text" w:semiHidden="1" w:unhideWhenUsed="1"/>
-    <w:lsdException w:name="annotation text" w:semiHidden="1" w:unhideWhenUsed="1"/>
-    <w:lsdException w:name="header" w:semiHidden="1" w:unhideWhenUsed="1"/>
-    <w:lsdException w:name="footer" w:semiHidden="1" w:unhideWhenUsed="1"/>
-    <w:lsdException w:name="index heading" w:semiHidden="1" w:unhideWhenUsed="1"/>
-    <w:lsdException w:name="caption" w:semiHidden="1" w:uiPriority="35" w:unhideWhenUsed="1" w:qFormat="1"/>
-    <w:lsdException w:name="table of figures" w:semiHidden="1" w:unhideWhenUsed="1"/>
-    <w:lsdException w:name="envelope address" w:semiHidden="1" w:unhideWhenUsed="1"/>
-    <w:lsdException w:name="envelope return" w:semiHidden="1" w:unhideWhenUsed="1"/>
-    <w:lsdException w:name="footnote reference" w:semiHidden="1" w:unhideWhenUsed="1"/>
-    <w:lsdException w:name="annotation reference" w:semiHidden="1" w:unhideWhenUsed="1"/>
-    <w:lsdException w:name="line number" w:semiHidden="1" w:unhideWhenUsed="1"/>
-    <w:lsdException w:name="page number" w:semiHidden="1" w:unhideWhenUsed="1"/>
-    <w:lsdException w:name="endnote reference" w:semiHidden="1" w:unhideWhenUsed="1"/>
-    <w:lsdException w:name="endnote text" w:semiHidden="1" w:unhideWhenUsed="1"/>
-    <w:lsdException w:name="table of authorities" w:semiHidden="1" w:unhideWhenUsed="1"/>
-    <w:lsdException w:name="macro" w:semiHidden="1" w:unhideWhenUsed="1"/>
-    <w:lsdException w:name="toa heading" w:semiHidden="1" w:unhideWhenUsed="1"/>
-    <w:lsdException w:name="List" w:semiHidden="1" w:unhideWhenUsed="1"/>
-    <w:lsdException w:name="List Bullet" w:semiHidden="1" w:unhideWhenUsed="1"/>
-    <w:lsdException w:name="List Number" w:semiHidden="1" w:unhideWhenUsed="1"/>
-    <w:lsdException w:name="List 2" w:semiHidden="1" w:unhideWhenUsed="1"/>
-    <w:lsdException w:name="List 3" w:semiHidden="1" w:unhideWhenUsed="1"/>
-    <w:lsdException w:name="List 4" w:semiHidden="1" w:unhideWhenUsed="1"/>
-    <w:lsdException w:name="List 5" w:semiHidden="1" w:unhideWhenUsed="1"/>
-    <w:lsdException w:name="List Bullet 2" w:semiHidden="1" w:unhideWhenUsed="1"/>
-    <w:lsdException w:name="List Bullet 3" w:semiHidden="1" w:unhideWhenUsed="1"/>
-    <w:lsdException w:name="List Bullet 4" w:semiHidden="1" w:unhideWhenUsed="1"/>
-    <w:lsdException w:name="List Bullet 5" w:semiHidden="1" w:unhideWhenUsed="1"/>
-    <w:lsdException w:name="List Number 2" w:semiHidden="1" w:unhideWhenUsed="1"/>
-    <w:lsdException w:name="List Number 3" w:semiHidden="1" w:unhideWhenUsed="1"/>
-    <w:lsdException w:name="List Number 4" w:semiHidden="1" w:unhideWhenUsed="1"/>
-    <w:lsdException w:name="List Number 5" w:semiHidden="1" w:unhideWhenUsed="1"/>
-    <w:lsdException w:name="Title" w:uiPriority="2" w:qFormat="1"/>
-    <w:lsdException w:name="Closing" w:semiHidden="1" w:unhideWhenUsed="1"/>
-    <w:lsdException w:name="Signature" w:semiHidden="1" w:unhideWhenUsed="1"/>
-    <w:lsdException w:name="Default Paragraph Font" w:semiHidden="1" w:uiPriority="1" w:unhideWhenUsed="1"/>
-    <w:lsdException w:name="Body Text" w:semiHidden="1" w:unhideWhenUsed="1"/>
-    <w:lsdException w:name="Body Text Indent" w:semiHidden="1" w:unhideWhenUsed="1"/>
-    <w:lsdException w:name="List Continue" w:semiHidden="1" w:unhideWhenUsed="1"/>
-    <w:lsdException w:name="List Continue 2" w:semiHidden="1" w:unhideWhenUsed="1"/>
-    <w:lsdException w:name="List Continue 3" w:semiHidden="1" w:unhideWhenUsed="1"/>
-    <w:lsdException w:name="List Continue 4" w:semiHidden="1" w:unhideWhenUsed="1"/>
-    <w:lsdException w:name="List Continue 5" w:semiHidden="1" w:unhideWhenUsed="1"/>
-    <w:lsdException w:name="Message Header" w:semiHidden="1" w:unhideWhenUsed="1"/>
-    <w:lsdException w:name="Subtitle" w:uiPriority="11" w:qFormat="1"/>
-    <w:lsdException w:name="Salutation" w:semiHidden="1" w:unhideWhenUsed="1"/>
-    <w:lsdException w:name="Date" w:semiHidden="1" w:unhideWhenUsed="1"/>
-    <w:lsdException w:name="Body Text First Indent" w:semiHidden="1" w:unhideWhenUsed="1"/>
-    <w:lsdException w:name="Body Text First Indent 2" w:semiHidden="1" w:unhideWhenUsed="1"/>
-    <w:lsdException w:name="Note Heading" w:semiHidden="1" w:unhideWhenUsed="1"/>
-    <w:lsdException w:name="Body Text 2" w:semiHidden="1" w:unhideWhenUsed="1"/>
-    <w:lsdException w:name="Body Text 3" w:semiHidden="1" w:unhideWhenUsed="1"/>
-    <w:lsdException w:name="Body Text Indent 2" w:semiHidden="1" w:unhideWhenUsed="1"/>
-    <w:lsdException w:name="Body Text Indent 3" w:semiHidden="1" w:unhideWhenUsed="1"/>
-    <w:lsdException w:name="Block Text" w:semiHidden="1" w:unhideWhenUsed="1"/>
-    <w:lsdException w:name="Hyperlink" w:semiHidden="1" w:unhideWhenUsed="1"/>
-    <w:lsdException w:name="FollowedHyperlink" w:semiHidden="1" w:unhideWhenUsed="1"/>
-    <w:lsdException w:name="Strong" w:uiPriority="22" w:qFormat="1"/>
-    <w:lsdException w:name="Emphasis" w:uiPriority="20" w:qFormat="1"/>
-    <w:lsdException w:name="Document Map" w:semiHidden="1" w:unhideWhenUsed="1"/>
-    <w:lsdException w:name="Plain Text" w:semiHidden="1" w:unhideWhenUsed="1"/>
-    <w:lsdException w:name="E-mail Signature" w:semiHidden="1" w:unhideWhenUsed="1"/>
-    <w:lsdException w:name="HTML Top of Form" w:semiHidden="1" w:unhideWhenUsed="1"/>
-    <w:lsdException w:name="HTML Bottom of Form" w:semiHidden="1" w:unhideWhenUsed="1"/>
-    <w:lsdException w:name="Normal (Web)" w:semiHidden="1" w:unhideWhenUsed="1"/>
-    <w:lsdException w:name="HTML Acronym" w:semiHidden="1" w:unhideWhenUsed="1"/>
-    <w:lsdException w:name="HTML Address" w:semiHidden="1" w:unhideWhenUsed="1"/>
-    <w:lsdException w:name="HTML Cite" w:semiHidden="1" w:unhideWhenUsed="1"/>
-    <w:lsdException w:name="HTML Code" w:semiHidden="1" w:unhideWhenUsed="1"/>
-    <w:lsdException w:name="HTML Definition" w:semiHidden="1" w:unhideWhenUsed="1"/>
-    <w:lsdException w:name="HTML Keyboard" w:semiHidden="1" w:unhideWhenUsed="1"/>
-    <w:lsdException w:name="HTML Preformatted" w:semiHidden="1" w:unhideWhenUsed="1"/>
-    <w:lsdException w:name="HTML Sample" w:semiHidden="1" w:unhideWhenUsed="1"/>
-    <w:lsdException w:name="HTML Typewriter" w:semiHidden="1" w:unhideWhenUsed="1"/>
-    <w:lsdException w:name="HTML Variable" w:semiHidden="1" w:unhideWhenUsed="1"/>
-    <w:lsdException w:name="Normal Table" w:semiHidden="1" w:unhideWhenUsed="1"/>
-    <w:lsdException w:name="annotation subject" w:semiHidden="1" w:unhideWhenUsed="1"/>
-    <w:lsdException w:name="No List" w:semiHidden="1" w:unhideWhenUsed="1"/>
-    <w:lsdException w:name="Outline List 1" w:semiHidden="1" w:unhideWhenUsed="1"/>
-    <w:lsdException w:name="Outline List 2" w:semiHidden="1" w:unhideWhenUsed="1"/>
-    <w:lsdException w:name="Outline List 3" w:semiHidden="1" w:unhideWhenUsed="1"/>
-    <w:lsdException w:name="Table Simple 1" w:semiHidden="1" w:unhideWhenUsed="1"/>
-    <w:lsdException w:name="Table Simple 2" w:semiHidden="1" w:unhideWhenUsed="1"/>
-    <w:lsdException w:name="Table Simple 3" w:semiHidden="1" w:unhideWhenUsed="1"/>
-    <w:lsdException w:name="Table Classic 1" w:semiHidden="1" w:unhideWhenUsed="1"/>
-    <w:lsdException w:name="Table Classic 2" w:semiHidden="1" w:unhideWhenUsed="1"/>
-    <w:lsdException w:name="Table Classic 3" w:semiHidden="1" w:unhideWhenUsed="1"/>
-    <w:lsdException w:name="Table Classic 4" w:semiHidden="1" w:unhideWhenUsed="1"/>
-    <w:lsdException w:name="Table Colorful 1" w:semiHidden="1" w:unhideWhenUsed="1"/>
-    <w:lsdException w:name="Table Colorful 2" w:semiHidden="1" w:unhideWhenUsed="1"/>
-    <w:lsdException w:name="Table Colorful 3" w:semiHidden="1" w:unhideWhenUsed="1"/>
-    <w:lsdException w:name="Table Columns 1" w:semiHidden="1" w:unhideWhenUsed="1"/>
-    <w:lsdException w:name="Table Columns 2" w:semiHidden="1" w:unhideWhenUsed="1"/>
-    <w:lsdException w:name="Table Columns 3" w:semiHidden="1" w:unhideWhenUsed="1"/>
-    <w:lsdException w:name="Table Columns 4" w:semiHidden="1" w:unhideWhenUsed="1"/>
-    <w:lsdException w:name="Table Columns 5" w:semiHidden="1" w:unhideWhenUsed="1"/>
-    <w:lsdException w:name="Table Grid 1" w:semiHidden="1" w:unhideWhenUsed="1"/>
-    <w:lsdException w:name="Table Grid 2" w:semiHidden="1" w:unhideWhenUsed="1"/>
-    <w:lsdException w:name="Table Grid 3" w:semiHidden="1" w:unhideWhenUsed="1"/>
-    <w:lsdException w:name="Table Grid 4" w:semiHidden="1" w:unhideWhenUsed="1"/>
-    <w:lsdException w:name="Table Grid 5" w:semiHidden="1" w:unhideWhenUsed="1"/>
-    <w:lsdException w:name="Table Grid 6" w:semiHidden="1" w:unhideWhenUsed="1"/>
-    <w:lsdException w:name="Table Grid 7" w:semiHidden="1" w:unhideWhenUsed="1"/>
-    <w:lsdException w:name="Table Grid 8" w:semiHidden="1" w:unhideWhenUsed="1"/>
-    <w:lsdException w:name="Table List 1" w:semiHidden="1" w:unhideWhenUsed="1"/>
-    <w:lsdException w:name="Table List 2" w:semiHidden="1" w:unhideWhenUsed="1"/>
-    <w:lsdException w:name="Table List 3" w:semiHidden="1" w:unhideWhenUsed="1"/>
-    <w:lsdException w:name="Table List 4" w:semiHidden="1" w:unhideWhenUsed="1"/>
-    <w:lsdException w:name="Table List 5" w:semiHidden="1" w:unhideWhenUsed="1"/>
-    <w:lsdException w:name="Table List 6" w:semiHidden="1" w:unhideWhenUsed="1"/>
-    <w:lsdException w:name="Table List 7" w:semiHidden="1" w:unhideWhenUsed="1"/>
-    <w:lsdException w:name="Table List 8" w:semiHidden="1" w:unhideWhenUsed="1"/>
-    <w:lsdException w:name="Table 3D effects 1" w:semiHidden="1" w:unhideWhenUsed="1"/>
-    <w:lsdException w:name="Table 3D effects 2" w:semiHidden="1" w:unhideWhenUsed="1"/>
-    <w:lsdException w:name="Table 3D effects 3" w:semiHidden="1" w:unhideWhenUsed="1"/>
-    <w:lsdException w:name="Table Contemporary" w:semiHidden="1" w:unhideWhenUsed="1"/>
-    <w:lsdException w:name="Table Elegant" w:semiHidden="1" w:unhideWhenUsed="1"/>
-    <w:lsdException w:name="Table Professional" w:semiHidden="1" w:unhideWhenUsed="1"/>
-    <w:lsdException w:name="Table Subtle 1" w:semiHidden="1" w:unhideWhenUsed="1"/>
-    <w:lsdException w:name="Table Subtle 2" w:semiHidden="1" w:unhideWhenUsed="1"/>
-    <w:lsdException w:name="Table Web 1" w:semiHidden="1" w:unhideWhenUsed="1"/>
-    <w:lsdException w:name="Table Web 2" w:semiHidden="1" w:unhideWhenUsed="1"/>
-    <w:lsdException w:name="Table Web 3" w:semiHidden="1" w:unhideWhenUsed="1"/>
-    <w:lsdException w:name="Balloon Text" w:semiHidden="1" w:unhideWhenUsed="1"/>
-    <w:lsdException w:name="Table Grid" w:uiPriority="59"/>
-    <w:lsdException w:name="Table Theme" w:semiHidden="1" w:unhideWhenUsed="1"/>
-    <w:lsdException w:name="Placeholder Text" w:semiHidden="1"/>
-    <w:lsdException w:name="No Spacing" w:uiPriority="1" w:qFormat="1"/>
-    <w:lsdException w:name="Light Shading" w:uiPriority="60"/>
-    <w:lsdException w:name="Light List" w:uiPriority="61"/>
-    <w:lsdException w:name="Light Grid" w:uiPriority="62"/>
-    <w:lsdException w:name="Medium Shading 1" w:uiPriority="63"/>
-    <w:lsdException w:name="Medium Shading 2" w:uiPriority="64"/>
-    <w:lsdException w:name="Medium List 1" w:uiPriority="65"/>
-    <w:lsdException w:name="Medium List 2" w:uiPriority="66"/>
-    <w:lsdException w:name="Medium Grid 1" w:uiPriority="67"/>
-    <w:lsdException w:name="Medium Grid 2" w:uiPriority="68"/>
-    <w:lsdException w:name="Medium Grid 3" w:uiPriority="69"/>
-    <w:lsdException w:name="Dark List" w:uiPriority="70"/>
-    <w:lsdException w:name="Colorful Shading" w:uiPriority="71"/>
-    <w:lsdException w:name="Colorful List" w:uiPriority="72"/>
-    <w:lsdException w:name="Colorful Grid" w:uiPriority="73"/>
-    <w:lsdException w:name="Light Shading Accent 1" w:uiPriority="60"/>
-    <w:lsdException w:name="Light List Accent 1" w:uiPriority="61"/>
-    <w:lsdException w:name="Light Grid Accent 1" w:uiPriority="62"/>
-    <w:lsdException w:name="Medium Shading 1 Accent 1" w:uiPriority="63"/>
-    <w:lsdException w:name="Medium Shading 2 Accent 1" w:uiPriority="64"/>
-    <w:lsdException w:name="Medium List 1 Accent 1" w:uiPriority="65"/>
-    <w:lsdException w:name="Revision" w:semiHidden="1"/>
-    <w:lsdException w:name="List Paragraph" w:uiPriority="34" w:qFormat="1"/>
-    <w:lsdException w:name="Quote" w:uiPriority="29" w:qFormat="1"/>
-    <w:lsdException w:name="Intense Quote" w:uiPriority="30" w:qFormat="1"/>
-    <w:lsdException w:name="Medium List 2 Accent 1" w:uiPriority="66"/>
-    <w:lsdException w:name="Medium Grid 1 Accent 1" w:uiPriority="67"/>
-    <w:lsdException w:name="Medium Grid 2 Accent 1" w:uiPriority="68"/>
-    <w:lsdException w:name="Medium Grid 3 Accent 1" w:uiPriority="69"/>
-    <w:lsdException w:name="Dark List Accent 1" w:uiPriority="70"/>
-    <w:lsdException w:name="Colorful Shading Accent 1" w:uiPriority="71"/>
-    <w:lsdException w:name="Colorful List Accent 1" w:uiPriority="72"/>
-    <w:lsdException w:name="Colorful Grid Accent 1" w:uiPriority="73"/>
-    <w:lsdException w:name="Light Shading Accent 2" w:uiPriority="60"/>
-    <w:lsdException w:name="Light List Accent 2" w:uiPriority="61"/>
-    <w:lsdException w:name="Light Grid Accent 2" w:uiPriority="62"/>
-    <w:lsdException w:name="Medium Shading 1 Accent 2" w:uiPriority="63"/>
-    <w:lsdException w:name="Medium Shading 2 Accent 2" w:uiPriority="64"/>
-    <w:lsdException w:name="Medium List 1 Accent 2" w:uiPriority="65"/>
-    <w:lsdException w:name="Medium List 2 Accent 2" w:uiPriority="66"/>
-    <w:lsdException w:name="Medium Grid 1 Accent 2" w:uiPriority="67"/>
-    <w:lsdException w:name="Medium Grid 2 Accent 2" w:uiPriority="68"/>
-    <w:lsdException w:name="Medium Grid 3 Accent 2" w:uiPriority="69"/>
-    <w:lsdException w:name="Dark List Accent 2" w:uiPriority="70"/>
-    <w:lsdException w:name="Colorful Shading Accent 2" w:uiPriority="71"/>
-    <w:lsdException w:name="Colorful List Accent 2" w:uiPriority="72"/>
-    <w:lsdException w:name="Colorful Grid Accent 2" w:uiPriority="73"/>
-    <w:lsdException w:name="Light Shading Accent 3" w:uiPriority="60"/>
-    <w:lsdException w:name="Light List Accent 3" w:uiPriority="61"/>
-    <w:lsdException w:name="Light Grid Accent 3" w:uiPriority="62"/>
-    <w:lsdException w:name="Medium Shading 1 Accent 3" w:uiPriority="63"/>
-    <w:lsdException w:name="Medium Shading 2 Accent 3" w:uiPriority="64"/>
-    <w:lsdException w:name="Medium List 1 Accent 3" w:uiPriority="65"/>
-    <w:lsdException w:name="Medium List 2 Accent 3" w:uiPriority="66"/>
-    <w:lsdException w:name="Medium Grid 1 Accent 3" w:uiPriority="67"/>
-    <w:lsdException w:name="Medium Grid 2 Accent 3" w:uiPriority="68"/>
-    <w:lsdException w:name="Medium Grid 3 Accent 3" w:uiPriority="69"/>
-    <w:lsdException w:name="Dark List Accent 3" w:uiPriority="70"/>
-    <w:lsdException w:name="Colorful Shading Accent 3" w:uiPriority="71"/>
-    <w:lsdException w:name="Colorful List Accent 3" w:uiPriority="72"/>
-    <w:lsdException w:name="Colorful Grid Accent 3" w:uiPriority="73"/>
-    <w:lsdException w:name="Light Shading Accent 4" w:uiPriority="60"/>
-    <w:lsdException w:name="Light List Accent 4" w:uiPriority="61"/>
-    <w:lsdException w:name="Light Grid Accent 4" w:uiPriority="62"/>
-    <w:lsdException w:name="Medium Shading 1 Accent 4" w:uiPriority="63"/>
-    <w:lsdException w:name="Medium Shading 2 Accent 4" w:uiPriority="64"/>
-    <w:lsdException w:name="Medium List 1 Accent 4" w:uiPriority="65"/>
-    <w:lsdException w:name="Medium List 2 Accent 4" w:uiPriority="66"/>
-    <w:lsdException w:name="Medium Grid 1 Accent 4" w:uiPriority="67"/>
-    <w:lsdException w:name="Medium Grid 2 Accent 4" w:uiPriority="68"/>
-    <w:lsdException w:name="Medium Grid 3 Accent 4" w:uiPriority="69"/>
-    <w:lsdException w:name="Dark List Accent 4" w:uiPriority="70"/>
-    <w:lsdException w:name="Colorful Shading Accent 4" w:uiPriority="71"/>
-    <w:lsdException w:name="Colorful List Accent 4" w:uiPriority="72"/>
-    <w:lsdException w:name="Colorful Grid Accent 4" w:uiPriority="73"/>
-    <w:lsdException w:name="Light Shading Accent 5" w:uiPriority="60"/>
-    <w:lsdException w:name="Light List Accent 5" w:uiPriority="61"/>
-    <w:lsdException w:name="Light Grid Accent 5" w:uiPriority="62"/>
-    <w:lsdException w:name="Medium Shading 1 Accent 5" w:uiPriority="63"/>
-    <w:lsdException w:name="Medium Shading 2 Accent 5" w:uiPriority="64"/>
-    <w:lsdException w:name="Medium List 1 Accent 5" w:uiPriority="65"/>
-    <w:lsdException w:name="Medium List 2 Accent 5" w:uiPriority="66"/>
-    <w:lsdException w:name="Medium Grid 1 Accent 5" w:uiPriority="67"/>
-    <w:lsdException w:name="Medium Grid 2 Accent 5" w:uiPriority="68"/>
-    <w:lsdException w:name="Medium Grid 3 Accent 5" w:uiPriority="69"/>
-    <w:lsdException w:name="Dark List Accent 5" w:uiPriority="70"/>
-    <w:lsdException w:name="Colorful Shading Accent 5" w:uiPriority="71"/>
-    <w:lsdException w:name="Colorful List Accent 5" w:uiPriority="72"/>
-    <w:lsdException w:name="Colorful Grid Accent 5" w:uiPriority="73"/>
-    <w:lsdException w:name="Light Shading Accent 6" w:uiPriority="60"/>
-    <w:lsdException w:name="Light List Accent 6" w:uiPriority="61"/>
-    <w:lsdException w:name="Light Grid Accent 6" w:uiPriority="62"/>
-    <w:lsdException w:name="Medium Shading 1 Accent 6" w:uiPriority="63"/>
-    <w:lsdException w:name="Medium Shading 2 Accent 6" w:uiPriority="64"/>
-    <w:lsdException w:name="Medium List 1 Accent 6" w:uiPriority="65"/>
-    <w:lsdException w:name="Medium List 2 Accent 6" w:uiPriority="66"/>
-    <w:lsdException w:name="Medium Grid 1 Accent 6" w:uiPriority="67"/>
-    <w:lsdException w:name="Medium Grid 2 Accent 6" w:uiPriority="68"/>
-    <w:lsdException w:name="Medium Grid 3 Accent 6" w:uiPriority="69"/>
-    <w:lsdException w:name="Dark List Accent 6" w:uiPriority="70"/>
-    <w:lsdException w:name="Colorful Shading Accent 6" w:uiPriority="71"/>
-    <w:lsdException w:name="Colorful List Accent 6" w:uiPriority="72"/>
-    <w:lsdException w:name="Colorful Grid Accent 6" w:uiPriority="73"/>
-    <w:lsdException w:name="Subtle Emphasis" w:uiPriority="19" w:qFormat="1"/>
-    <w:lsdException w:name="Intense Emphasis" w:uiPriority="21" w:qFormat="1"/>
-    <w:lsdException w:name="Subtle Reference" w:uiPriority="31" w:qFormat="1"/>
-    <w:lsdException w:name="Intense Reference" w:uiPriority="32" w:qFormat="1"/>
-    <w:lsdException w:name="Book Title" w:uiPriority="33" w:qFormat="1"/>
-    <w:lsdException w:name="Bibliography" w:semiHidden="1" w:uiPriority="37" w:unhideWhenUsed="1"/>
-    <w:lsdException w:name="TOC Heading" w:semiHidden="1" w:uiPriority="39" w:unhideWhenUsed="1" w:qFormat="1"/>
-    <w:lsdException w:name="Plain Table 1" w:uiPriority="41"/>
-    <w:lsdException w:name="Plain Table 2" w:uiPriority="42"/>
-    <w:lsdException w:name="Plain Table 3" w:uiPriority="43"/>
-    <w:lsdException w:name="Plain Table 4" w:uiPriority="44"/>
-    <w:lsdException w:name="Plain Table 5" w:uiPriority="45"/>
-    <w:lsdException w:name="Grid Table Light" w:uiPriority="40"/>
-    <w:lsdException w:name="Grid Table 1 Light" w:uiPriority="46"/>
-    <w:lsdException w:name="Grid Table 2" w:uiPriority="47"/>
-    <w:lsdException w:name="Grid Table 3" w:uiPriority="48"/>
-    <w:lsdException w:name="Grid Table 4" w:uiPriority="49"/>
-    <w:lsdException w:name="Grid Table 5 Dark" w:uiPriority="50"/>
-    <w:lsdException w:name="Grid Table 6 Colorful" w:uiPriority="51"/>
-    <w:lsdException w:name="Grid Table 7 Colorful" w:uiPriority="52"/>
-    <w:lsdException w:name="Grid Table 1 Light Accent 1" w:uiPriority="46"/>
-    <w:lsdException w:name="Grid Table 2 Accent 1" w:uiPriority="47"/>
-    <w:lsdException w:name="Grid Table 3 Accent 1" w:uiPriority="48"/>
-    <w:lsdException w:name="Grid Table 4 Accent 1" w:uiPriority="49"/>
-    <w:lsdException w:name="Grid Table 5 Dark Accent 1" w:uiPriority="50"/>
-    <w:lsdException w:name="Grid Table 6 Colorful Accent 1" w:uiPriority="51"/>
-    <w:lsdException w:name="Grid Table 7 Colorful Accent 1" w:uiPriority="52"/>
-    <w:lsdException w:name="Grid Table 1 Light Accent 2" w:uiPriority="46"/>
-    <w:lsdException w:name="Grid Table 2 Accent 2" w:uiPriority="47"/>
-    <w:lsdException w:name="Grid Table 3 Accent 2" w:uiPriority="48"/>
-    <w:lsdException w:name="Grid Table 4 Accent 2" w:uiPriority="49"/>
-    <w:lsdException w:name="Grid Table 5 Dark Accent 2" w:uiPriority="50"/>
-    <w:lsdException w:name="Grid Table 6 Colorful Accent 2" w:uiPriority="51"/>
-    <w:lsdException w:name="Grid Table 7 Colorful Accent 2" w:uiPriority="52"/>
-    <w:lsdException w:name="Grid Table 1 Light Accent 3" w:uiPriority="46"/>
-    <w:lsdException w:name="Grid Table 2 Accent 3" w:uiPriority="47"/>
-    <w:lsdException w:name="Grid Table 3 Accent 3" w:uiPriority="48"/>
-    <w:lsdException w:name="Grid Table 4 Accent 3" w:uiPriority="49"/>
-    <w:lsdException w:name="Grid Table 5 Dark Accent 3" w:uiPriority="50"/>
-    <w:lsdException w:name="Grid Table 6 Colorful Accent 3" w:uiPriority="51"/>
-    <w:lsdException w:name="Grid Table 7 Colorful Accent 3" w:uiPriority="52"/>
-    <w:lsdException w:name="Grid Table 1 Light Accent 4" w:uiPriority="46"/>
-    <w:lsdException w:name="Grid Table 2 Accent 4" w:uiPriority="47"/>
-    <w:lsdException w:name="Grid Table 3 Accent 4" w:uiPriority="48"/>
-    <w:lsdException w:name="Grid Table 4 Accent 4" w:uiPriority="49"/>
-    <w:lsdException w:name="Grid Table 5 Dark Accent 4" w:uiPriority="50"/>
-    <w:lsdException w:name="Grid Table 6 Colorful Accent 4" w:uiPriority="51"/>
-    <w:lsdException w:name="Grid Table 7 Colorful Accent 4" w:uiPriority="52"/>
-    <w:lsdException w:name="Grid Table 1 Light Accent 5" w:uiPriority="46"/>
-    <w:lsdException w:name="Grid Table 2 Accent 5" w:uiPriority="47"/>
-    <w:lsdException w:name="Grid Table 3 Accent 5" w:uiPriority="48"/>
-    <w:lsdException w:name="Grid Table 4 Accent 5" w:uiPriority="49"/>
-    <w:lsdException w:name="Grid Table 5 Dark Accent 5" w:uiPriority="50"/>
-    <w:lsdException w:name="Grid Table 6 Colorful Accent 5" w:uiPriority="51"/>
-    <w:lsdException w:name="Grid Table 7 Colorful Accent 5" w:uiPriority="52"/>
-    <w:lsdException w:name="Grid Table 1 Light Accent 6" w:uiPriority="46"/>
-    <w:lsdException w:name="Grid Table 2 Accent 6" w:uiPriority="47"/>
-    <w:lsdException w:name="Grid Table 3 Accent 6" w:uiPriority="48"/>
-    <w:lsdException w:name="Grid Table 4 Accent 6" w:uiPriority="49"/>
-    <w:lsdException w:name="Grid Table 5 Dark Accent 6" w:uiPriority="50"/>
-    <w:lsdException w:name="Grid Table 6 Colorful Accent 6" w:uiPriority="51"/>
-    <w:lsdException w:name="Grid Table 7 Colorful Accent 6" w:uiPriority="52"/>
-    <w:lsdException w:name="List Table 1 Light" w:uiPriority="46"/>
-    <w:lsdException w:name="List Table 2" w:uiPriority="47"/>
-    <w:lsdException w:name="List Table 3" w:uiPriority="48"/>
-    <w:lsdException w:name="List Table 4" w:uiPriority="49"/>
-    <w:lsdException w:name="List Table 5 Dark" w:uiPriority="50"/>
-    <w:lsdException w:name="List Table 6 Colorful" w:uiPriority="51"/>
-    <w:lsdException w:name="List Table 7 Colorful" w:uiPriority="52"/>
-    <w:lsdException w:name="List Table 1 Light Accent 1" w:uiPriority="46"/>
-    <w:lsdException w:name="List Table 2 Accent 1" w:uiPriority="47"/>
-    <w:lsdException w:name="List Table 3 Accent 1" w:uiPriority="48"/>
-    <w:lsdException w:name="List Table 4 Accent 1" w:uiPriority="49"/>
-    <w:lsdException w:name="List Table 5 Dark Accent 1" w:uiPriority="50"/>
-    <w:lsdException w:name="List Table 6 Colorful Accent 1" w:uiPriority="51"/>
-    <w:lsdException w:name="List Table 7 Colorful Accent 1" w:uiPriority="52"/>
-    <w:lsdException w:name="List Table 1 Light Accent 2" w:uiPriority="46"/>
-    <w:lsdException w:name="List Table 2 Accent 2" w:uiPriority="47"/>
-    <w:lsdException w:name="List Table 3 Accent 2" w:uiPriority="48"/>
-    <w:lsdException w:name="List Table 4 Accent 2" w:uiPriority="49"/>
-    <w:lsdException w:name="List Table 5 Dark Accent 2" w:uiPriority="50"/>
-    <w:lsdException w:name="List Table 6 Colorful Accent 2" w:uiPriority="51"/>
-    <w:lsdException w:name="List Table 7 Colorful Accent 2" w:uiPriority="52"/>
-    <w:lsdException w:name="List Table 1 Light Accent 3" w:uiPriority="46"/>
-    <w:lsdException w:name="List Table 2 Accent 3" w:uiPriority="47"/>
-    <w:lsdException w:name="List Table 3 Accent 3" w:uiPriority="48"/>
-    <w:lsdException w:name="List Table 4 Accent 3" w:uiPriority="49"/>
-    <w:lsdException w:name="List Table 5 Dark Accent 3" w:uiPriority="50"/>
-    <w:lsdException w:name="List Table 6 Colorful Accent 3" w:uiPriority="51"/>
-    <w:lsdException w:name="List Table 7 Colorful Accent 3" w:uiPriority="52"/>
-    <w:lsdException w:name="List Table 1 Light Accent 4" w:uiPriority="46"/>
-    <w:lsdException w:name="List Table 2 Accent 4" w:uiPriority="47"/>
-    <w:lsdException w:name="List Table 3 Accent 4" w:uiPriority="48"/>
-    <w:lsdException w:name="List Table 4 Accent 4" w:uiPriority="49"/>
-    <w:lsdException w:name="List Table 5 Dark Accent 4" w:uiPriority="50"/>
-    <w:lsdException w:name="List Table 6 Colorful Accent 4" w:uiPriority="51"/>
-    <w:lsdException w:name="List Table 7 Colorful Accent 4" w:uiPriority="52"/>
-    <w:lsdException w:name="List Table 1 Light Accent 5" w:uiPriority="46"/>
-    <w:lsdException w:name="List Table 2 Accent 5" w:uiPriority="47"/>
-    <w:lsdException w:name="List Table 3 Accent 5" w:uiPriority="48"/>
-    <w:lsdException w:name="List Table 4 Accent 5" w:uiPriority="49"/>
-    <w:lsdException w:name="List Table 5 Dark Accent 5" w:uiPriority="50"/>
-    <w:lsdException w:name="List Table 6 Colorful Accent 5" w:uiPriority="51"/>
-    <w:lsdException w:name="List Table 7 Colorful Accent 5" w:uiPriority="52"/>
-    <w:lsdException w:name="List Table 1 Light Accent 6" w:uiPriority="46"/>
-    <w:lsdException w:name="List Table 2 Accent 6" w:uiPriority="47"/>
-    <w:lsdException w:name="List Table 3 Accent 6" w:uiPriority="48"/>
-    <w:lsdException w:name="List Table 4 Accent 6" w:uiPriority="49"/>
-    <w:lsdException w:name="List Table 5 Dark Accent 6" w:uiPriority="50"/>
-    <w:lsdException w:name="List Table 6 Colorful Accent 6" w:uiPriority="51"/>
-    <w:lsdException w:name="List Table 7 Colorful Accent 6" w:uiPriority="52"/>
-    <w:lsdException w:name="Mention" w:semiHidden="1" w:unhideWhenUsed="1"/>
-    <w:lsdException w:name="Smart Hyperlink" w:semiHidden="1" w:unhideWhenUsed="1"/>
-    <w:lsdException w:name="Hashtag" w:semiHidden="1" w:unhideWhenUsed="1"/>
-    <w:lsdException w:name="Unresolved Mention" w:semiHidden="1" w:unhideWhenUsed="1"/>
-  </w:latentStyles>
-  <w:style w:type="paragraph" w:default="1" w:styleId="Normal">
-    <w:name w:val="Normal"/>
-    <w:qFormat/>
-    <w:rPr>
-      <w:rFonts w:cs="Times New Roman"/>
-      <w:sz w:val="3276"/>
-      <w:szCs w:val="3276"/>
-    </w:rPr>
-  </w:style>
-  <w:style w:type="character" w:default="1" w:styleId="DefaultParagraphFont">
-    <w:name w:val="Default Paragraph Font"/>
-    <w:uiPriority w:val="1"/>
-    <w:semiHidden/>
-    <w:unhideWhenUsed/>
-  </w:style>
-  <w:style w:type="table" w:default="1" w:styleId="TableNormal">
-    <w:name w:val="Normal Table"/>
-    <w:uiPriority w:val="99"/>
-    <w:semiHidden/>
-    <w:unhideWhenUsed/>
-    <w:tblPr>
-      <w:tblInd w:w="0" w:type="dxa"/>
-      <w:tblCellMar>
-        <w:top w:w="0" w:type="dxa"/>
-        <w:left w:w="108" w:type="dxa"/>
-        <w:bottom w:w="0" w:type="dxa"/>
-        <w:right w:w="108" w:type="dxa"/>
-      </w:tblCellMar>
-    </w:tblPr>
-  </w:style>
-  <w:style w:type="numbering" w:default="1" w:styleId="NoList">
-    <w:name w:val="No List"/>
-    <w:uiPriority w:val="99"/>
-    <w:semiHidden/>
-    <w:unhideWhenUsed/>
-  </w:style>
-  <w:style w:type="character" w:styleId="PlaceholderText">
-    <w:name w:val="Placeholder Text"/>
-    <w:basedOn w:val="DefaultParagraphFont"/>
-    <w:uiPriority w:val="99"/>
-    <w:semiHidden/>
-    <w:rsid w:val="002C007F"/>
-    <w:rPr>
-      <w:color w:val="595959" w:themeColor="text1" w:themeTint="A6"/>
-    </w:rPr>
-  </w:style>
-  <w:style w:type="character" w:customStyle="1" w:styleId="MessageHeaderLabel">
-    <w:name w:val="Message Header Label"/>
-    <w:rsid w:val="000E14D5"/>
-    <w:rPr>
-      <w:b/>
-      <w:sz w:val="18"/>
-    </w:rPr>
-  </w:style>
-  <w:style w:type="paragraph" w:customStyle="1" w:styleId="7AB33E6561A84CC196D22F854FFB1EB4">
-    <w:name w:val="7AB33E6561A84CC196D22F854FFB1EB4"/>
-    <w:rsid w:val="000E14D5"/>
-    <w:pPr>
-      <w:spacing w:before="60" w:after="60" w:line="240" w:lineRule="auto"/>
-      <w:outlineLvl w:val="0"/>
-    </w:pPr>
-    <w:rPr>
-      <w:rFonts w:asciiTheme="majorHAnsi" w:eastAsia="Times New Roman" w:hAnsiTheme="majorHAnsi" w:cs="Times New Roman"/>
-      <w:b/>
-      <w:caps/>
-      <w:sz w:val="18"/>
-      <w:szCs w:val="20"/>
-    </w:rPr>
-  </w:style>
-  <w:style w:type="paragraph" w:customStyle="1" w:styleId="CE1A269FE7F744E2BBB22E369F6A973F">
-    <w:name w:val="CE1A269FE7F744E2BBB22E369F6A973F"/>
-    <w:rsid w:val="000E14D5"/>
-    <w:pPr>
-      <w:spacing w:before="60" w:after="60" w:line="240" w:lineRule="auto"/>
-      <w:outlineLvl w:val="0"/>
-    </w:pPr>
-    <w:rPr>
-      <w:rFonts w:asciiTheme="majorHAnsi" w:eastAsia="Times New Roman" w:hAnsiTheme="majorHAnsi" w:cs="Times New Roman"/>
-      <w:b/>
-      <w:caps/>
-      <w:sz w:val="18"/>
-      <w:szCs w:val="20"/>
-    </w:rPr>
-  </w:style>
-  <w:style w:type="paragraph" w:customStyle="1" w:styleId="6E6A2A5EE4CF45DE9AF6CAC70E73B418">
-    <w:name w:val="6E6A2A5EE4CF45DE9AF6CAC70E73B418"/>
-    <w:rsid w:val="000E14D5"/>
-    <w:pPr>
-      <w:spacing w:before="60" w:after="60" w:line="240" w:lineRule="auto"/>
-      <w:outlineLvl w:val="0"/>
-    </w:pPr>
-    <w:rPr>
-      <w:rFonts w:asciiTheme="majorHAnsi" w:eastAsia="Times New Roman" w:hAnsiTheme="majorHAnsi" w:cs="Times New Roman"/>
-      <w:b/>
-      <w:caps/>
-      <w:sz w:val="18"/>
-      <w:szCs w:val="20"/>
-    </w:rPr>
-  </w:style>
-  <w:style w:type="paragraph" w:customStyle="1" w:styleId="5A60D9E20AC0400CA5586325ED585897">
-    <w:name w:val="5A60D9E20AC0400CA5586325ED585897"/>
-    <w:rsid w:val="000E14D5"/>
-    <w:pPr>
-      <w:spacing w:before="60" w:after="60" w:line="240" w:lineRule="auto"/>
-      <w:outlineLvl w:val="0"/>
-    </w:pPr>
-    <w:rPr>
-      <w:rFonts w:asciiTheme="majorHAnsi" w:eastAsia="Times New Roman" w:hAnsiTheme="majorHAnsi" w:cs="Times New Roman"/>
-      <w:b/>
-      <w:caps/>
-      <w:sz w:val="18"/>
-      <w:szCs w:val="20"/>
-    </w:rPr>
-  </w:style>
-  <w:style w:type="paragraph" w:customStyle="1" w:styleId="DB6E015DE34A41CF9B5736E17EF5F2ED">
-    <w:name w:val="DB6E015DE34A41CF9B5736E17EF5F2ED"/>
-    <w:rsid w:val="000E14D5"/>
-    <w:pPr>
-      <w:spacing w:before="60" w:after="60" w:line="240" w:lineRule="auto"/>
-      <w:outlineLvl w:val="0"/>
-    </w:pPr>
-    <w:rPr>
-      <w:rFonts w:asciiTheme="majorHAnsi" w:eastAsia="Times New Roman" w:hAnsiTheme="majorHAnsi" w:cs="Times New Roman"/>
-      <w:b/>
-      <w:caps/>
-      <w:sz w:val="18"/>
-      <w:szCs w:val="20"/>
-    </w:rPr>
-  </w:style>
-  <w:style w:type="paragraph" w:customStyle="1" w:styleId="D97120FE5B73438F8A5FE2144D0B1097">
-    <w:name w:val="D97120FE5B73438F8A5FE2144D0B1097"/>
-    <w:rsid w:val="005822FD"/>
-    <w:pPr>
-      <w:spacing w:after="160" w:line="259" w:lineRule="auto"/>
-    </w:pPr>
-  </w:style>
-  <w:style w:type="paragraph" w:customStyle="1" w:styleId="E75C088597FC4BACA1AF798144EEDE17">
-    <w:name w:val="E75C088597FC4BACA1AF798144EEDE17"/>
-    <w:rsid w:val="005822FD"/>
-    <w:pPr>
-      <w:spacing w:after="160" w:line="259" w:lineRule="auto"/>
-    </w:pPr>
-  </w:style>
-  <w:style w:type="paragraph" w:customStyle="1" w:styleId="E2B7BD7F80964CC7B02E2068C586A558">
-    <w:name w:val="E2B7BD7F80964CC7B02E2068C586A558"/>
-    <w:rsid w:val="00F240EE"/>
-    <w:pPr>
-      <w:spacing w:after="160" w:line="259" w:lineRule="auto"/>
-    </w:pPr>
-    <w:rPr>
-      <w:lang w:val="en-AU" w:eastAsia="en-AU"/>
-    </w:rPr>
-  </w:style>
-  <w:style w:type="paragraph" w:styleId="Title">
-    <w:name w:val="Title"/>
-    <w:basedOn w:val="Normal"/>
-    <w:link w:val="TitleChar"/>
-    <w:uiPriority w:val="2"/>
-    <w:unhideWhenUsed/>
-    <w:qFormat/>
-    <w:rsid w:val="00F240EE"/>
-    <w:pPr>
-      <w:spacing w:line="240" w:lineRule="auto"/>
-      <w:contextualSpacing/>
-      <w:jc w:val="right"/>
-    </w:pPr>
-    <w:rPr>
-      <w:rFonts w:asciiTheme="majorHAnsi" w:eastAsia="Times New Roman" w:hAnsiTheme="majorHAnsi"/>
-      <w:caps/>
-      <w:spacing w:val="20"/>
-      <w:sz w:val="36"/>
-      <w:szCs w:val="22"/>
-    </w:rPr>
-  </w:style>
-  <w:style w:type="character" w:customStyle="1" w:styleId="TitleChar">
-    <w:name w:val="Title Char"/>
-    <w:basedOn w:val="DefaultParagraphFont"/>
-    <w:link w:val="Title"/>
-    <w:uiPriority w:val="2"/>
-    <w:rsid w:val="00F240EE"/>
-    <w:rPr>
-      <w:rFonts w:asciiTheme="majorHAnsi" w:eastAsia="Times New Roman" w:hAnsiTheme="majorHAnsi" w:cs="Times New Roman"/>
-      <w:caps/>
-      <w:spacing w:val="20"/>
-      <w:sz w:val="36"/>
-    </w:rPr>
-  </w:style>
-  <w:style w:type="paragraph" w:customStyle="1" w:styleId="E2B7BD7F80964CC7B02E2068C586A5581">
-    <w:name w:val="E2B7BD7F80964CC7B02E2068C586A5581"/>
-    <w:rsid w:val="00F240EE"/>
-    <w:pPr>
-      <w:spacing w:line="240" w:lineRule="auto"/>
-      <w:contextualSpacing/>
-      <w:jc w:val="right"/>
-    </w:pPr>
-    <w:rPr>
-      <w:rFonts w:asciiTheme="majorHAnsi" w:eastAsia="Times New Roman" w:hAnsiTheme="majorHAnsi" w:cs="Times New Roman"/>
-      <w:caps/>
-      <w:spacing w:val="20"/>
-      <w:sz w:val="36"/>
-    </w:rPr>
-  </w:style>
-  <w:style w:type="paragraph" w:customStyle="1" w:styleId="F3F006897EE64AC6B5C5DDD9EEA4BFD7">
-    <w:name w:val="F3F006897EE64AC6B5C5DDD9EEA4BFD7"/>
-    <w:rsid w:val="002C007F"/>
-    <w:pPr>
-      <w:spacing w:after="160" w:line="259" w:lineRule="auto"/>
-    </w:pPr>
-  </w:style>
-  <w:style w:type="paragraph" w:customStyle="1" w:styleId="E6EFE37FEAA64D97B0D43D4316C38E61">
-    <w:name w:val="E6EFE37FEAA64D97B0D43D4316C38E61"/>
-    <w:rsid w:val="002C007F"/>
-    <w:pPr>
-      <w:spacing w:after="160" w:line="259" w:lineRule="auto"/>
-    </w:pPr>
-  </w:style>
-  <w:style w:type="paragraph" w:customStyle="1" w:styleId="D3CE66493FBF45E5BDB59E24E2336315">
-    <w:name w:val="D3CE66493FBF45E5BDB59E24E2336315"/>
-    <w:rsid w:val="002C007F"/>
-    <w:pPr>
-      <w:spacing w:after="160" w:line="259" w:lineRule="auto"/>
-    </w:pPr>
-  </w:style>
-  <w:style w:type="paragraph" w:customStyle="1" w:styleId="F4BAA24F194741019425053F08E9BE1B">
-    <w:name w:val="F4BAA24F194741019425053F08E9BE1B"/>
-    <w:rsid w:val="002C007F"/>
-    <w:pPr>
-      <w:spacing w:after="160" w:line="259" w:lineRule="auto"/>
-    </w:pPr>
-  </w:style>
-  <w:style w:type="paragraph" w:customStyle="1" w:styleId="3C37DEAB61E949D5BA811F73D04809AD">
-    <w:name w:val="3C37DEAB61E949D5BA811F73D04809AD"/>
-    <w:rsid w:val="002C007F"/>
-    <w:pPr>
-      <w:spacing w:after="160" w:line="259" w:lineRule="auto"/>
-    </w:pPr>
-  </w:style>
-  <w:style w:type="paragraph" w:customStyle="1" w:styleId="1EDB0A83E3094272B91BD128452BAB98">
-    <w:name w:val="1EDB0A83E3094272B91BD128452BAB98"/>
-    <w:rsid w:val="002C007F"/>
-    <w:pPr>
-      <w:spacing w:after="160" w:line="259" w:lineRule="auto"/>
-    </w:pPr>
-  </w:style>
-  <w:style w:type="paragraph" w:customStyle="1" w:styleId="6DDF595AA5614E7D8A2EE8B4E5CF9CD8">
-    <w:name w:val="6DDF595AA5614E7D8A2EE8B4E5CF9CD8"/>
-    <w:rsid w:val="002C007F"/>
-    <w:pPr>
-      <w:spacing w:after="160" w:line="259" w:lineRule="auto"/>
-    </w:pPr>
-  </w:style>
-  <w:style w:type="paragraph" w:customStyle="1" w:styleId="D9E1B1A23725474888058133DC5CEC33">
-    <w:name w:val="D9E1B1A23725474888058133DC5CEC33"/>
-    <w:rsid w:val="002C007F"/>
-    <w:pPr>
-      <w:spacing w:after="160" w:line="259" w:lineRule="auto"/>
-    </w:pPr>
-  </w:style>
-  <w:style w:type="paragraph" w:customStyle="1" w:styleId="E5C0C06C9D334CE98619A0D0CFF8BB5D">
-    <w:name w:val="E5C0C06C9D334CE98619A0D0CFF8BB5D"/>
-    <w:rsid w:val="002C007F"/>
-    <w:pPr>
-      <w:spacing w:after="160" w:line="259" w:lineRule="auto"/>
-    </w:pPr>
-  </w:style>
-  <w:style w:type="paragraph" w:customStyle="1" w:styleId="21DC718221F0418AB9A80CB2A17DCEBB">
-    <w:name w:val="21DC718221F0418AB9A80CB2A17DCEBB"/>
-    <w:rsid w:val="002C007F"/>
-    <w:pPr>
-      <w:spacing w:after="160" w:line="259" w:lineRule="auto"/>
-    </w:pPr>
-  </w:style>
-  <w:style w:type="paragraph" w:customStyle="1" w:styleId="D7726130651F4187B79AB3DCCE69BBD6">
-    <w:name w:val="D7726130651F4187B79AB3DCCE69BBD6"/>
-    <w:rsid w:val="002C007F"/>
-    <w:pPr>
-      <w:spacing w:after="160" w:line="259" w:lineRule="auto"/>
-    </w:pPr>
-  </w:style>
-  <w:style w:type="paragraph" w:customStyle="1" w:styleId="1F653420D53E47C295160CC9AF0D2BA2">
-    <w:name w:val="1F653420D53E47C295160CC9AF0D2BA2"/>
-    <w:rsid w:val="002C007F"/>
-    <w:pPr>
-      <w:spacing w:after="160" w:line="259" w:lineRule="auto"/>
-    </w:pPr>
-  </w:style>
-  <w:style w:type="paragraph" w:customStyle="1" w:styleId="0287F2155E0F425F987E13CDAE6B2DB3">
-    <w:name w:val="0287F2155E0F425F987E13CDAE6B2DB3"/>
-    <w:rsid w:val="002C007F"/>
-    <w:pPr>
-      <w:spacing w:after="160" w:line="259" w:lineRule="auto"/>
-    </w:pPr>
-  </w:style>
-</w:styles>
-</file>
-
-<file path=word/glossary/webSettings.xml><?xml version="1.0" encoding="utf-8"?>
-<w:webSettings xmlns:mc="http://schemas.openxmlformats.org/markup-compatibility/2006" xmlns:r="http://schemas.openxmlformats.org/officeDocument/2006/relationships" xmlns:w="http://schemas.openxmlformats.org/wordprocessingml/2006/main" xmlns:w14="http://schemas.microsoft.com/office/word/2010/wordml" xmlns:w15="http://schemas.microsoft.com/office/word/2012/wordml" xmlns:w16cid="http://schemas.microsoft.com/office/word/2016/wordml/cid" xmlns:w16se="http://schemas.microsoft.com/office/word/2015/wordml/symex" mc:Ignorable="w14 w15 w16se w16cid">
-  <w:optimizeForBrowser/>
-</w:webSettings>
-</file>
-
 <file path=word/theme/theme1.xml><?xml version="1.0" encoding="utf-8"?>
 <a:theme xmlns:a="http://schemas.openxmlformats.org/drawingml/2006/main" name="Office Theme">
   <a:themeElements>
@@ -30548,244 +29453,4 @@
   <a:objectDefaults/>
   <a:extraClrSchemeLst/>
 </a:theme>
-</file>
-
-<file path=customXml/item1.xml><?xml version="1.0" encoding="utf-8"?>
-<ct:contentTypeSchema xmlns:ct="http://schemas.microsoft.com/office/2006/metadata/contentType" xmlns:ma="http://schemas.microsoft.com/office/2006/metadata/properties/metaAttributes" ct:_="" ma:_="" ma:contentTypeName="Document" ma:contentTypeID="0x01010079F111ED35F8CC479449609E8A0923A6" ma:contentTypeVersion="11" ma:contentTypeDescription="Create a new document." ma:contentTypeScope="" ma:versionID="1c2eb7a32e66fb6e4260f3771546a5e2">
-  <xsd:schema xmlns:xsd="http://www.w3.org/2001/XMLSchema" xmlns:xs="http://www.w3.org/2001/XMLSchema" xmlns:p="http://schemas.microsoft.com/office/2006/metadata/properties" xmlns:ns2="71af3243-3dd4-4a8d-8c0d-dd76da1f02a5" xmlns:ns3="16c05727-aa75-4e4a-9b5f-8a80a1165891" targetNamespace="http://schemas.microsoft.com/office/2006/metadata/properties" ma:root="true" ma:fieldsID="04e1f6479c48b08974ba73b5ca973489" ns2:_="" ns3:_="">
-    <xsd:import namespace="71af3243-3dd4-4a8d-8c0d-dd76da1f02a5"/>
-    <xsd:import namespace="16c05727-aa75-4e4a-9b5f-8a80a1165891"/>
-    <xsd:element name="properties">
-      <xsd:complexType>
-        <xsd:sequence>
-          <xsd:element name="documentManagement">
-            <xsd:complexType>
-              <xsd:all>
-                <xsd:element ref="ns2:MediaServiceMetadata" minOccurs="0"/>
-                <xsd:element ref="ns2:MediaServiceFastMetadata" minOccurs="0"/>
-                <xsd:element ref="ns2:MediaServiceOCR" minOccurs="0"/>
-                <xsd:element ref="ns2:MediaServiceAutoTags" minOccurs="0"/>
-                <xsd:element ref="ns2:MediaServiceEventHashCode" minOccurs="0"/>
-                <xsd:element ref="ns2:MediaServiceGenerationTime" minOccurs="0"/>
-                <xsd:element ref="ns3:SharedWithUsers" minOccurs="0"/>
-                <xsd:element ref="ns3:SharedWithDetails" minOccurs="0"/>
-                <xsd:element ref="ns2:MediaServiceAutoKeyPoints" minOccurs="0"/>
-                <xsd:element ref="ns2:MediaServiceKeyPoints" minOccurs="0"/>
-                <xsd:element ref="ns2:MediaServiceDateTaken" minOccurs="0"/>
-              </xsd:all>
-            </xsd:complexType>
-          </xsd:element>
-        </xsd:sequence>
-      </xsd:complexType>
-    </xsd:element>
-  </xsd:schema>
-  <xsd:schema xmlns:xsd="http://www.w3.org/2001/XMLSchema" xmlns:xs="http://www.w3.org/2001/XMLSchema" xmlns:dms="http://schemas.microsoft.com/office/2006/documentManagement/types" xmlns:pc="http://schemas.microsoft.com/office/infopath/2007/PartnerControls" targetNamespace="71af3243-3dd4-4a8d-8c0d-dd76da1f02a5" elementFormDefault="qualified">
-    <xsd:import namespace="http://schemas.microsoft.com/office/2006/documentManagement/types"/>
-    <xsd:import namespace="http://schemas.microsoft.com/office/infopath/2007/PartnerControls"/>
-    <xsd:element name="MediaServiceMetadata" ma:index="8" nillable="true" ma:displayName="MediaServiceMetadata" ma:hidden="true" ma:internalName="MediaServiceMetadata" ma:readOnly="true">
-      <xsd:simpleType>
-        <xsd:restriction base="dms:Note"/>
-      </xsd:simpleType>
-    </xsd:element>
-    <xsd:element name="MediaServiceFastMetadata" ma:index="9" nillable="true" ma:displayName="MediaServiceFastMetadata" ma:hidden="true" ma:internalName="MediaServiceFastMetadata" ma:readOnly="true">
-      <xsd:simpleType>
-        <xsd:restriction base="dms:Note"/>
-      </xsd:simpleType>
-    </xsd:element>
-    <xsd:element name="MediaServiceOCR" ma:index="10" nillable="true" ma:displayName="MediaServiceOCR" ma:internalName="MediaServiceOCR" ma:readOnly="true">
-      <xsd:simpleType>
-        <xsd:restriction base="dms:Note">
-          <xsd:maxLength value="255"/>
-        </xsd:restriction>
-      </xsd:simpleType>
-    </xsd:element>
-    <xsd:element name="MediaServiceAutoTags" ma:index="11" nillable="true" ma:displayName="MediaServiceAutoTags" ma:internalName="MediaServiceAutoTags" ma:readOnly="true">
-      <xsd:simpleType>
-        <xsd:restriction base="dms:Text"/>
-      </xsd:simpleType>
-    </xsd:element>
-    <xsd:element name="MediaServiceEventHashCode" ma:index="12" nillable="true" ma:displayName="MediaServiceEventHashCode" ma:hidden="true" ma:internalName="MediaServiceEventHashCode" ma:readOnly="true">
-      <xsd:simpleType>
-        <xsd:restriction base="dms:Text"/>
-      </xsd:simpleType>
-    </xsd:element>
-    <xsd:element name="MediaServiceGenerationTime" ma:index="13" nillable="true" ma:displayName="MediaServiceGenerationTime" ma:hidden="true" ma:internalName="MediaServiceGenerationTime" ma:readOnly="true">
-      <xsd:simpleType>
-        <xsd:restriction base="dms:Text"/>
-      </xsd:simpleType>
-    </xsd:element>
-    <xsd:element name="MediaServiceAutoKeyPoints" ma:index="16" nillable="true" ma:displayName="MediaServiceAutoKeyPoints" ma:hidden="true" ma:internalName="MediaServiceAutoKeyPoints" ma:readOnly="true">
-      <xsd:simpleType>
-        <xsd:restriction base="dms:Note"/>
-      </xsd:simpleType>
-    </xsd:element>
-    <xsd:element name="MediaServiceKeyPoints" ma:index="17" nillable="true" ma:displayName="KeyPoints" ma:internalName="MediaServiceKeyPoints" ma:readOnly="false">
-      <xsd:simpleType>
-        <xsd:restriction base="dms:Note">
-          <xsd:maxLength value="255"/>
-        </xsd:restriction>
-      </xsd:simpleType>
-    </xsd:element>
-    <xsd:element name="MediaServiceDateTaken" ma:index="18" nillable="true" ma:displayName="MediaServiceDateTaken" ma:hidden="true" ma:internalName="MediaServiceDateTaken" ma:readOnly="true">
-      <xsd:simpleType>
-        <xsd:restriction base="dms:Text"/>
-      </xsd:simpleType>
-    </xsd:element>
-  </xsd:schema>
-  <xsd:schema xmlns:xsd="http://www.w3.org/2001/XMLSchema" xmlns:xs="http://www.w3.org/2001/XMLSchema" xmlns:dms="http://schemas.microsoft.com/office/2006/documentManagement/types" xmlns:pc="http://schemas.microsoft.com/office/infopath/2007/PartnerControls" targetNamespace="16c05727-aa75-4e4a-9b5f-8a80a1165891" elementFormDefault="qualified">
-    <xsd:import namespace="http://schemas.microsoft.com/office/2006/documentManagement/types"/>
-    <xsd:import namespace="http://schemas.microsoft.com/office/infopath/2007/PartnerControls"/>
-    <xsd:element name="SharedWithUsers" ma:index="14" nillable="true" ma:displayName="Shared With" ma:internalName="SharedWithUsers" ma:readOnly="true">
-      <xsd:complexType>
-        <xsd:complexContent>
-          <xsd:extension base="dms:UserMulti">
-            <xsd:sequence>
-              <xsd:element name="UserInfo" minOccurs="0" maxOccurs="unbounded">
-                <xsd:complexType>
-                  <xsd:sequence>
-                    <xsd:element name="DisplayName" type="xsd:string" minOccurs="0"/>
-                    <xsd:element name="AccountId" type="dms:UserId" minOccurs="0" nillable="true"/>
-                    <xsd:element name="AccountType" type="xsd:string" minOccurs="0"/>
-                  </xsd:sequence>
-                </xsd:complexType>
-              </xsd:element>
-            </xsd:sequence>
-          </xsd:extension>
-        </xsd:complexContent>
-      </xsd:complexType>
-    </xsd:element>
-    <xsd:element name="SharedWithDetails" ma:index="15" nillable="true" ma:displayName="Shared With Details" ma:internalName="SharedWithDetails" ma:readOnly="true">
-      <xsd:simpleType>
-        <xsd:restriction base="dms:Note">
-          <xsd:maxLength value="255"/>
-        </xsd:restriction>
-      </xsd:simpleType>
-    </xsd:element>
-  </xsd:schema>
-  <xsd:schema xmlns="http://schemas.openxmlformats.org/package/2006/metadata/core-properties" xmlns:xsd="http://www.w3.org/2001/XMLSchema" xmlns:xsi="http://www.w3.org/2001/XMLSchema-instance" xmlns:dc="http://purl.org/dc/elements/1.1/" xmlns:dcterms="http://purl.org/dc/terms/" xmlns:odoc="http://schemas.microsoft.com/internal/obd" targetNamespace="http://schemas.openxmlformats.org/package/2006/metadata/core-properties" elementFormDefault="qualified" attributeFormDefault="unqualified" blockDefault="#all">
-    <xsd:import namespace="http://purl.org/dc/elements/1.1/" schemaLocation="http://dublincore.org/schemas/xmls/qdc/2003/04/02/dc.xsd"/>
-    <xsd:import namespace="http://purl.org/dc/terms/" schemaLocation="http://dublincore.org/schemas/xmls/qdc/2003/04/02/dcterms.xsd"/>
-    <xsd:element name="coreProperties" type="CT_coreProperties"/>
-    <xsd:complexType name="CT_coreProperties">
-      <xsd:all>
-        <xsd:element ref="dc:creator" minOccurs="0" maxOccurs="1"/>
-        <xsd:element ref="dcterms:created" minOccurs="0" maxOccurs="1"/>
-        <xsd:element ref="dc:identifier" minOccurs="0" maxOccurs="1"/>
-        <xsd:element name="contentType" minOccurs="0" maxOccurs="1" type="xsd:string" ma:index="0" ma:displayName="Content Type"/>
-        <xsd:element ref="dc:title" minOccurs="0" maxOccurs="1" ma:index="4" ma:displayName="Title"/>
-        <xsd:element ref="dc:subject" minOccurs="0" maxOccurs="1"/>
-        <xsd:element ref="dc:description" minOccurs="0" maxOccurs="1"/>
-        <xsd:element name="keywords" minOccurs="0" maxOccurs="1" type="xsd:string"/>
-        <xsd:element ref="dc:language" minOccurs="0" maxOccurs="1"/>
-        <xsd:element name="category" minOccurs="0" maxOccurs="1" type="xsd:string"/>
-        <xsd:element name="version" minOccurs="0" maxOccurs="1" type="xsd:string"/>
-        <xsd:element name="revision" minOccurs="0" maxOccurs="1" type="xsd:string">
-          <xsd:annotation>
-            <xsd:documentation>
-                        This value indicates the number of saves or revisions. The application is responsible for updating this value after each revision.
-                    </xsd:documentation>
-          </xsd:annotation>
-        </xsd:element>
-        <xsd:element name="lastModifiedBy" minOccurs="0" maxOccurs="1" type="xsd:string"/>
-        <xsd:element ref="dcterms:modified" minOccurs="0" maxOccurs="1"/>
-        <xsd:element name="contentStatus" minOccurs="0" maxOccurs="1" type="xsd:string"/>
-      </xsd:all>
-    </xsd:complexType>
-  </xsd:schema>
-  <xs:schema xmlns:pc="http://schemas.microsoft.com/office/infopath/2007/PartnerControls" xmlns:xs="http://www.w3.org/2001/XMLSchema" targetNamespace="http://schemas.microsoft.com/office/infopath/2007/PartnerControls" elementFormDefault="qualified" attributeFormDefault="unqualified">
-    <xs:element name="Person">
-      <xs:complexType>
-        <xs:sequence>
-          <xs:element ref="pc:DisplayName" minOccurs="0"/>
-          <xs:element ref="pc:AccountId" minOccurs="0"/>
-          <xs:element ref="pc:AccountType" minOccurs="0"/>
-        </xs:sequence>
-      </xs:complexType>
-    </xs:element>
-    <xs:element name="DisplayName" type="xs:string"/>
-    <xs:element name="AccountId" type="xs:string"/>
-    <xs:element name="AccountType" type="xs:string"/>
-    <xs:element name="BDCAssociatedEntity">
-      <xs:complexType>
-        <xs:sequence>
-          <xs:element ref="pc:BDCEntity" minOccurs="0" maxOccurs="unbounded"/>
-        </xs:sequence>
-        <xs:attribute ref="pc:EntityNamespace"/>
-        <xs:attribute ref="pc:EntityName"/>
-        <xs:attribute ref="pc:SystemInstanceName"/>
-        <xs:attribute ref="pc:AssociationName"/>
-      </xs:complexType>
-    </xs:element>
-    <xs:attribute name="EntityNamespace" type="xs:string"/>
-    <xs:attribute name="EntityName" type="xs:string"/>
-    <xs:attribute name="SystemInstanceName" type="xs:string"/>
-    <xs:attribute name="AssociationName" type="xs:string"/>
-    <xs:element name="BDCEntity">
-      <xs:complexType>
-        <xs:sequence>
-          <xs:element ref="pc:EntityDisplayName" minOccurs="0"/>
-          <xs:element ref="pc:EntityInstanceReference" minOccurs="0"/>
-          <xs:element ref="pc:EntityId1" minOccurs="0"/>
-          <xs:element ref="pc:EntityId2" minOccurs="0"/>
-          <xs:element ref="pc:EntityId3" minOccurs="0"/>
-          <xs:element ref="pc:EntityId4" minOccurs="0"/>
-          <xs:element ref="pc:EntityId5" minOccurs="0"/>
-        </xs:sequence>
-      </xs:complexType>
-    </xs:element>
-    <xs:element name="EntityDisplayName" type="xs:string"/>
-    <xs:element name="EntityInstanceReference" type="xs:string"/>
-    <xs:element name="EntityId1" type="xs:string"/>
-    <xs:element name="EntityId2" type="xs:string"/>
-    <xs:element name="EntityId3" type="xs:string"/>
-    <xs:element name="EntityId4" type="xs:string"/>
-    <xs:element name="EntityId5" type="xs:string"/>
-    <xs:element name="Terms">
-      <xs:complexType>
-        <xs:sequence>
-          <xs:element ref="pc:TermInfo" minOccurs="0" maxOccurs="unbounded"/>
-        </xs:sequence>
-      </xs:complexType>
-    </xs:element>
-    <xs:element name="TermInfo">
-      <xs:complexType>
-        <xs:sequence>
-          <xs:element ref="pc:TermName" minOccurs="0"/>
-          <xs:element ref="pc:TermId" minOccurs="0"/>
-        </xs:sequence>
-      </xs:complexType>
-    </xs:element>
-    <xs:element name="TermName" type="xs:string"/>
-    <xs:element name="TermId" type="xs:string"/>
-  </xs:schema>
-</ct:contentTypeSchema>
-</file>
-
-<file path=customXml/item2.xml><?xml version="1.0" encoding="utf-8"?>
-<?mso-contentType ?>
-<FormTemplates xmlns="http://schemas.microsoft.com/sharepoint/v3/contenttype/forms">
-  <Display>DocumentLibraryForm</Display>
-  <Edit>DocumentLibraryForm</Edit>
-  <New>DocumentLibraryForm</New>
-</FormTemplates>
-</file>
-
-<file path=customXml/item3.xml><?xml version="1.0" encoding="utf-8"?>
-<p:properties xmlns:p="http://schemas.microsoft.com/office/2006/metadata/properties" xmlns:xsi="http://www.w3.org/2001/XMLSchema-instance" xmlns:pc="http://schemas.microsoft.com/office/infopath/2007/PartnerControls">
-  <documentManagement>
-    <MediaServiceKeyPoints xmlns="71af3243-3dd4-4a8d-8c0d-dd76da1f02a5" xsi:nil="true"/>
-  </documentManagement>
-</p:properties>
-</file>
-
-<file path=customXml/itemProps1.xml><?xml version="1.0" encoding="utf-8"?>
-<ds:datastoreItem xmlns:ds="http://schemas.openxmlformats.org/officeDocument/2006/customXml" ds:itemID="{B7DD4A71-839C-46DE-8958-B1E298627DBF}"/>
-</file>
-
-<file path=customXml/itemProps2.xml><?xml version="1.0" encoding="utf-8"?>
-<ds:datastoreItem xmlns:ds="http://schemas.openxmlformats.org/officeDocument/2006/customXml" ds:itemID="{C10A2265-2F4E-4CCF-A927-3B2EF962FCE8}"/>
-</file>
-
-<file path=customXml/itemProps3.xml><?xml version="1.0" encoding="utf-8"?>
-<ds:datastoreItem xmlns:ds="http://schemas.openxmlformats.org/officeDocument/2006/customXml" ds:itemID="{361B9E81-B3DC-407D-9CAA-B87143FBA366}"/>
 </file>